--- a/Documentacao/6 - Documentação de Requisitos.docx
+++ b/Documentacao/6 - Documentação de Requisitos.docx
@@ -1,6 +1,6 @@
 
 <file path=word/document.xml><?xml version="1.0" encoding="utf-8"?>
-<w:document xmlns:wpc="http://schemas.microsoft.com/office/word/2010/wordprocessingCanvas" xmlns:cx="http://schemas.microsoft.com/office/drawing/2014/chartex" xmlns:cx1="http://schemas.microsoft.com/office/drawing/2015/9/8/chartex" xmlns:cx2="http://schemas.microsoft.com/office/drawing/2015/10/21/chartex" xmlns:cx3="http://schemas.microsoft.com/office/drawing/2016/5/9/chartex" xmlns:cx4="http://schemas.microsoft.com/office/drawing/2016/5/10/chartex" xmlns:cx5="http://schemas.microsoft.com/office/drawing/2016/5/11/chartex" xmlns:cx6="http://schemas.microsoft.com/office/drawing/2016/5/12/chartex" xmlns:cx7="http://schemas.microsoft.com/office/drawing/2016/5/13/chartex" xmlns:cx8="http://schemas.microsoft.com/office/drawing/2016/5/14/chartex" xmlns:mc="http://schemas.openxmlformats.org/markup-compatibility/2006" xmlns:aink="http://schemas.microsoft.com/office/drawing/2016/ink" xmlns:am3d="http://schemas.microsoft.com/office/drawing/2017/model3d" xmlns:o="urn:schemas-microsoft-com:office:office" xmlns:oel="http://schemas.microsoft.com/office/2019/extlst" xmlns:r="http://schemas.openxmlformats.org/officeDocument/2006/relationships" xmlns:m="http://schemas.openxmlformats.org/officeDocument/2006/math" xmlns:v="urn:schemas-microsoft-com:vml" xmlns:wp14="http://schemas.microsoft.com/office/word/2010/wordprocessingDrawing" xmlns:wp="http://schemas.openxmlformats.org/drawingml/2006/wordprocessingDrawing" xmlns:w10="urn:schemas-microsoft-com:office:word" xmlns:w="http://schemas.openxmlformats.org/wordprocessingml/2006/main" xmlns:w14="http://schemas.microsoft.com/office/word/2010/wordml" xmlns:w15="http://schemas.microsoft.com/office/word/2012/wordml" xmlns:w16cex="http://schemas.microsoft.com/office/word/2018/wordml/cex" xmlns:w16cid="http://schemas.microsoft.com/office/word/2016/wordml/cid" xmlns:w16="http://schemas.microsoft.com/office/word/2018/wordml" xmlns:w16du="http://schemas.microsoft.com/office/word/2023/wordml/word16du" xmlns:w16sdtdh="http://schemas.microsoft.com/office/word/2020/wordml/sdtdatahash" xmlns:w16sdtfl="http://schemas.microsoft.com/office/word/2024/wordml/sdtformatlock" xmlns:w16se="http://schemas.microsoft.com/office/word/2015/wordml/symex" xmlns:wpg="http://schemas.microsoft.com/office/word/2010/wordprocessingGroup" xmlns:wpi="http://schemas.microsoft.com/office/word/2010/wordprocessingInk" xmlns:wne="http://schemas.microsoft.com/office/word/2006/wordml" xmlns:wps="http://schemas.microsoft.com/office/word/2010/wordprocessingShape" mc:Ignorable="w14 w15 w16se w16cid w16 w16cex w16sdtdh w16sdtfl w16du wp14">
+<w:document xmlns:wpc="http://schemas.microsoft.com/office/word/2010/wordprocessingCanvas" xmlns:cx="http://schemas.microsoft.com/office/drawing/2014/chartex" xmlns:cx1="http://schemas.microsoft.com/office/drawing/2015/9/8/chartex" xmlns:cx2="http://schemas.microsoft.com/office/drawing/2015/10/21/chartex" xmlns:cx3="http://schemas.microsoft.com/office/drawing/2016/5/9/chartex" xmlns:cx4="http://schemas.microsoft.com/office/drawing/2016/5/10/chartex" xmlns:cx5="http://schemas.microsoft.com/office/drawing/2016/5/11/chartex" xmlns:cx6="http://schemas.microsoft.com/office/drawing/2016/5/12/chartex" xmlns:cx7="http://schemas.microsoft.com/office/drawing/2016/5/13/chartex" xmlns:cx8="http://schemas.microsoft.com/office/drawing/2016/5/14/chartex" xmlns:mc="http://schemas.openxmlformats.org/markup-compatibility/2006" xmlns:aink="http://schemas.microsoft.com/office/drawing/2016/ink" xmlns:am3d="http://schemas.microsoft.com/office/drawing/2017/model3d" xmlns:o="urn:schemas-microsoft-com:office:office" xmlns:oel="http://schemas.microsoft.com/office/2019/extlst" xmlns:r="http://schemas.openxmlformats.org/officeDocument/2006/relationships" xmlns:m="http://schemas.openxmlformats.org/officeDocument/2006/math" xmlns:v="urn:schemas-microsoft-com:vml" xmlns:wp14="http://schemas.microsoft.com/office/word/2010/wordprocessingDrawing" xmlns:wp="http://schemas.openxmlformats.org/drawingml/2006/wordprocessingDrawing" xmlns:w10="urn:schemas-microsoft-com:office:word" xmlns:w="http://schemas.openxmlformats.org/wordprocessingml/2006/main" xmlns:w14="http://schemas.microsoft.com/office/word/2010/wordml" xmlns:w15="http://schemas.microsoft.com/office/word/2012/wordml" xmlns:w16cei="http://schemas.microsoft.com/office/word/2026/wordml/cei" xmlns:w16cex="http://schemas.microsoft.com/office/word/2018/wordml/cex" xmlns:w16cid="http://schemas.microsoft.com/office/word/2016/wordml/cid" xmlns:w16="http://schemas.microsoft.com/office/word/2018/wordml" xmlns:w16du="http://schemas.microsoft.com/office/word/2023/wordml/word16du" xmlns:w16sdtdh="http://schemas.microsoft.com/office/word/2020/wordml/sdtdatahash" xmlns:w16sdtfl="http://schemas.microsoft.com/office/word/2024/wordml/sdtformatlock" xmlns:w16se="http://schemas.microsoft.com/office/word/2015/wordml/symex" xmlns:wpg="http://schemas.microsoft.com/office/word/2010/wordprocessingGroup" xmlns:wpi="http://schemas.microsoft.com/office/word/2010/wordprocessingInk" xmlns:wne="http://schemas.microsoft.com/office/word/2006/wordml" xmlns:wps="http://schemas.microsoft.com/office/word/2010/wordprocessingShape" mc:Ignorable="w14 w15 w16se w16cid w16 w16cex w16sdtdh w16sdtfl w16du wp14">
   <w:body>
     <w:p>
       <w:pPr>
@@ -41,20 +41,8 @@
           <w:sz w:val="28"/>
           <w:szCs w:val="28"/>
         </w:rPr>
-        <w:t xml:space="preserve"> — </w:t>
+        <w:t xml:space="preserve"> — MechSystem</w:t>
       </w:r>
-      <w:proofErr w:type="spellStart"/>
-      <w:r>
-        <w:rPr>
-          <w:rFonts w:ascii="Times New Roman" w:hAnsi="Times New Roman" w:cs="Times New Roman"/>
-          <w:b/>
-          <w:bCs/>
-          <w:sz w:val="28"/>
-          <w:szCs w:val="28"/>
-        </w:rPr>
-        <w:t>MechSystem</w:t>
-      </w:r>
-      <w:proofErr w:type="spellEnd"/>
     </w:p>
     <w:p>
       <w:pPr>
@@ -66,21 +54,7 @@
         <w:rPr>
           <w:rFonts w:ascii="Times New Roman" w:hAnsi="Times New Roman" w:cs="Times New Roman"/>
         </w:rPr>
-        <w:t xml:space="preserve">Projeto: </w:t>
-      </w:r>
-      <w:proofErr w:type="spellStart"/>
-      <w:r>
-        <w:rPr>
-          <w:rFonts w:ascii="Times New Roman" w:hAnsi="Times New Roman" w:cs="Times New Roman"/>
-        </w:rPr>
-        <w:t>MechSystem</w:t>
-      </w:r>
-      <w:proofErr w:type="spellEnd"/>
-      <w:r>
-        <w:rPr>
-          <w:rFonts w:ascii="Times New Roman" w:hAnsi="Times New Roman" w:cs="Times New Roman"/>
-        </w:rPr>
-        <w:t xml:space="preserve"> – Sistema de Gestão para Oficinas Mecânicas</w:t>
+        <w:t>Projeto: MechSystem – Sistema de Gestão para Oficinas Mecânicas</w:t>
       </w:r>
       <w:r>
         <w:rPr>
@@ -100,7 +74,21 @@
           <w:rFonts w:ascii="Times New Roman" w:hAnsi="Times New Roman" w:cs="Times New Roman"/>
         </w:rPr>
         <w:br/>
-        <w:t>Data: Maio/2026</w:t>
+        <w:t xml:space="preserve">Data: </w:t>
+      </w:r>
+      <w:proofErr w:type="gramStart"/>
+      <w:r>
+        <w:rPr>
+          <w:rFonts w:ascii="Times New Roman" w:hAnsi="Times New Roman" w:cs="Times New Roman"/>
+        </w:rPr>
+        <w:t>Maio</w:t>
+      </w:r>
+      <w:proofErr w:type="gramEnd"/>
+      <w:r>
+        <w:rPr>
+          <w:rFonts w:ascii="Times New Roman" w:hAnsi="Times New Roman" w:cs="Times New Roman"/>
+        </w:rPr>
+        <w:t>/2026</w:t>
       </w:r>
       <w:r>
         <w:rPr>
@@ -109,34 +97,6 @@
         <w:br/>
         <w:t>Autor: Ryan Cristian</w:t>
       </w:r>
-      <w:r>
-        <w:rPr>
-          <w:rFonts w:ascii="Times New Roman" w:hAnsi="Times New Roman" w:cs="Times New Roman"/>
-        </w:rPr>
-        <w:br/>
-      </w:r>
-      <w:proofErr w:type="spellStart"/>
-      <w:r>
-        <w:rPr>
-          <w:rFonts w:ascii="Times New Roman" w:hAnsi="Times New Roman" w:cs="Times New Roman"/>
-        </w:rPr>
-        <w:t>Diciplina</w:t>
-      </w:r>
-      <w:proofErr w:type="spellEnd"/>
-      <w:r>
-        <w:rPr>
-          <w:rFonts w:ascii="Times New Roman" w:hAnsi="Times New Roman" w:cs="Times New Roman"/>
-        </w:rPr>
-        <w:t xml:space="preserve">: Engenharia de Software III – Prof. Alessandro </w:t>
-      </w:r>
-      <w:proofErr w:type="spellStart"/>
-      <w:r>
-        <w:rPr>
-          <w:rFonts w:ascii="Times New Roman" w:hAnsi="Times New Roman" w:cs="Times New Roman"/>
-        </w:rPr>
-        <w:t>Fukuta</w:t>
-      </w:r>
-      <w:proofErr w:type="spellEnd"/>
     </w:p>
     <w:p>
       <w:pPr>
@@ -196,27 +156,7 @@
           <w:lang w:eastAsia="pt-BR"/>
           <w14:ligatures w14:val="none"/>
         </w:rPr>
-        <w:t xml:space="preserve">Este documento especifica os Requisitos Funcionais (RF), Requisitos Não Funcionais (RNF) e Regras de Negócio (RN) do sistema </w:t>
-      </w:r>
-      <w:proofErr w:type="spellStart"/>
-      <w:r>
-        <w:rPr>
-          <w:rFonts w:ascii="Times New Roman" w:eastAsia="Times New Roman" w:hAnsi="Times New Roman" w:cs="Times New Roman"/>
-          <w:kern w:val="0"/>
-          <w:lang w:eastAsia="pt-BR"/>
-          <w14:ligatures w14:val="none"/>
-        </w:rPr>
-        <w:t>MechSystem</w:t>
-      </w:r>
-      <w:proofErr w:type="spellEnd"/>
-      <w:r>
-        <w:rPr>
-          <w:rFonts w:ascii="Times New Roman" w:eastAsia="Times New Roman" w:hAnsi="Times New Roman" w:cs="Times New Roman"/>
-          <w:kern w:val="0"/>
-          <w:lang w:eastAsia="pt-BR"/>
-          <w14:ligatures w14:val="none"/>
-        </w:rPr>
-        <w:t>, extraídos a partir da elicitação com stakeholders e da análise do código-fonte implementado.</w:t>
+        <w:t>Este documento especifica os Requisitos Funcionais (RF), Requisitos Não Funcionais (RNF) e Regras de Negócio (RN) do sistema MechSystem, extraídos a partir da elicitação com stakeholders e da análise do código-fonte implementado.</w:t>
       </w:r>
     </w:p>
     <w:p>
@@ -2113,9 +2053,9 @@
       </w:tblPr>
       <w:tblGrid>
         <w:gridCol w:w="520"/>
-        <w:gridCol w:w="5882"/>
-        <w:gridCol w:w="1167"/>
-        <w:gridCol w:w="1502"/>
+        <w:gridCol w:w="6304"/>
+        <w:gridCol w:w="983"/>
+        <w:gridCol w:w="1264"/>
       </w:tblGrid>
       <w:tr>
         <w:trPr>
@@ -2207,6 +2147,8 @@
                 <w:b/>
                 <w:bCs/>
                 <w:kern w:val="0"/>
+                <w:sz w:val="20"/>
+                <w:szCs w:val="20"/>
                 <w:lang w:eastAsia="pt-BR"/>
                 <w14:ligatures w14:val="none"/>
               </w:rPr>
@@ -2217,6 +2159,8 @@
                 <w:b/>
                 <w:bCs/>
                 <w:kern w:val="0"/>
+                <w:sz w:val="20"/>
+                <w:szCs w:val="20"/>
                 <w:lang w:eastAsia="pt-BR"/>
                 <w14:ligatures w14:val="none"/>
               </w:rPr>
@@ -2238,6 +2182,8 @@
                 <w:b/>
                 <w:bCs/>
                 <w:kern w:val="0"/>
+                <w:sz w:val="20"/>
+                <w:szCs w:val="20"/>
                 <w:lang w:eastAsia="pt-BR"/>
                 <w14:ligatures w14:val="none"/>
               </w:rPr>
@@ -2248,6 +2194,8 @@
                 <w:b/>
                 <w:bCs/>
                 <w:kern w:val="0"/>
+                <w:sz w:val="20"/>
+                <w:szCs w:val="20"/>
                 <w:lang w:eastAsia="pt-BR"/>
                 <w14:ligatures w14:val="none"/>
               </w:rPr>
@@ -2334,14 +2282,18 @@
               <w:rPr>
                 <w:rFonts w:ascii="Times New Roman" w:eastAsia="Times New Roman" w:hAnsi="Times New Roman" w:cs="Times New Roman"/>
                 <w:kern w:val="0"/>
-                <w:lang w:eastAsia="pt-BR"/>
-                <w14:ligatures w14:val="none"/>
-              </w:rPr>
-            </w:pPr>
-            <w:r>
-              <w:rPr>
-                <w:rFonts w:ascii="Times New Roman" w:eastAsia="Times New Roman" w:hAnsi="Times New Roman" w:cs="Times New Roman"/>
-                <w:kern w:val="0"/>
+                <w:sz w:val="20"/>
+                <w:szCs w:val="20"/>
+                <w:lang w:eastAsia="pt-BR"/>
+                <w14:ligatures w14:val="none"/>
+              </w:rPr>
+            </w:pPr>
+            <w:r>
+              <w:rPr>
+                <w:rFonts w:ascii="Times New Roman" w:eastAsia="Times New Roman" w:hAnsi="Times New Roman" w:cs="Times New Roman"/>
+                <w:kern w:val="0"/>
+                <w:sz w:val="20"/>
+                <w:szCs w:val="20"/>
                 <w:lang w:eastAsia="pt-BR"/>
                 <w14:ligatures w14:val="none"/>
               </w:rPr>
@@ -2361,14 +2313,18 @@
               <w:rPr>
                 <w:rFonts w:ascii="Times New Roman" w:eastAsia="Times New Roman" w:hAnsi="Times New Roman" w:cs="Times New Roman"/>
                 <w:kern w:val="0"/>
-                <w:lang w:eastAsia="pt-BR"/>
-                <w14:ligatures w14:val="none"/>
-              </w:rPr>
-            </w:pPr>
-            <w:r>
-              <w:rPr>
-                <w:rFonts w:ascii="Times New Roman" w:eastAsia="Times New Roman" w:hAnsi="Times New Roman" w:cs="Times New Roman"/>
-                <w:kern w:val="0"/>
+                <w:sz w:val="20"/>
+                <w:szCs w:val="20"/>
+                <w:lang w:eastAsia="pt-BR"/>
+                <w14:ligatures w14:val="none"/>
+              </w:rPr>
+            </w:pPr>
+            <w:r>
+              <w:rPr>
+                <w:rFonts w:ascii="Times New Roman" w:eastAsia="Times New Roman" w:hAnsi="Times New Roman" w:cs="Times New Roman"/>
+                <w:kern w:val="0"/>
+                <w:sz w:val="20"/>
+                <w:szCs w:val="20"/>
                 <w:lang w:eastAsia="pt-BR"/>
                 <w14:ligatures w14:val="none"/>
               </w:rPr>
@@ -2378,6 +2334,8 @@
               <w:rPr>
                 <w:rFonts w:ascii="Times New Roman" w:eastAsia="Times New Roman" w:hAnsi="Times New Roman" w:cs="Times New Roman"/>
                 <w:kern w:val="0"/>
+                <w:sz w:val="20"/>
+                <w:szCs w:val="20"/>
                 <w:lang w:eastAsia="pt-BR"/>
                 <w14:ligatures w14:val="none"/>
               </w:rPr>
@@ -2464,14 +2422,18 @@
               <w:rPr>
                 <w:rFonts w:ascii="Times New Roman" w:eastAsia="Times New Roman" w:hAnsi="Times New Roman" w:cs="Times New Roman"/>
                 <w:kern w:val="0"/>
-                <w:lang w:eastAsia="pt-BR"/>
-                <w14:ligatures w14:val="none"/>
-              </w:rPr>
-            </w:pPr>
-            <w:r>
-              <w:rPr>
-                <w:rFonts w:ascii="Times New Roman" w:eastAsia="Times New Roman" w:hAnsi="Times New Roman" w:cs="Times New Roman"/>
-                <w:kern w:val="0"/>
+                <w:sz w:val="20"/>
+                <w:szCs w:val="20"/>
+                <w:lang w:eastAsia="pt-BR"/>
+                <w14:ligatures w14:val="none"/>
+              </w:rPr>
+            </w:pPr>
+            <w:r>
+              <w:rPr>
+                <w:rFonts w:ascii="Times New Roman" w:eastAsia="Times New Roman" w:hAnsi="Times New Roman" w:cs="Times New Roman"/>
+                <w:kern w:val="0"/>
+                <w:sz w:val="20"/>
+                <w:szCs w:val="20"/>
                 <w:lang w:eastAsia="pt-BR"/>
                 <w14:ligatures w14:val="none"/>
               </w:rPr>
@@ -2491,14 +2453,18 @@
               <w:rPr>
                 <w:rFonts w:ascii="Times New Roman" w:eastAsia="Times New Roman" w:hAnsi="Times New Roman" w:cs="Times New Roman"/>
                 <w:kern w:val="0"/>
-                <w:lang w:eastAsia="pt-BR"/>
-                <w14:ligatures w14:val="none"/>
-              </w:rPr>
-            </w:pPr>
-            <w:r>
-              <w:rPr>
-                <w:rFonts w:ascii="Times New Roman" w:eastAsia="Times New Roman" w:hAnsi="Times New Roman" w:cs="Times New Roman"/>
-                <w:kern w:val="0"/>
+                <w:sz w:val="20"/>
+                <w:szCs w:val="20"/>
+                <w:lang w:eastAsia="pt-BR"/>
+                <w14:ligatures w14:val="none"/>
+              </w:rPr>
+            </w:pPr>
+            <w:r>
+              <w:rPr>
+                <w:rFonts w:ascii="Times New Roman" w:eastAsia="Times New Roman" w:hAnsi="Times New Roman" w:cs="Times New Roman"/>
+                <w:kern w:val="0"/>
+                <w:sz w:val="20"/>
+                <w:szCs w:val="20"/>
                 <w:lang w:eastAsia="pt-BR"/>
                 <w14:ligatures w14:val="none"/>
               </w:rPr>
@@ -3940,7 +3906,127 @@
                 <w:lang w:eastAsia="pt-BR"/>
                 <w14:ligatures w14:val="none"/>
               </w:rPr>
-              <w:t>O sistema deve gerenciar o ciclo de vida da OS com 5 estados: Orçamento(0), Aguardando Peças(1), Em Andamento(2), Concluída(3), Cancelada(4)</w:t>
+              <w:t xml:space="preserve">O sistema deve gerenciar o ciclo de vida da OS com 5 estados: </w:t>
+            </w:r>
+            <w:proofErr w:type="gramStart"/>
+            <w:r>
+              <w:rPr>
+                <w:rFonts w:ascii="Times New Roman" w:eastAsia="Times New Roman" w:hAnsi="Times New Roman" w:cs="Times New Roman"/>
+                <w:kern w:val="0"/>
+                <w:sz w:val="20"/>
+                <w:szCs w:val="20"/>
+                <w:lang w:eastAsia="pt-BR"/>
+                <w14:ligatures w14:val="none"/>
+              </w:rPr>
+              <w:t>Orçamento(</w:t>
+            </w:r>
+            <w:proofErr w:type="gramEnd"/>
+            <w:r>
+              <w:rPr>
+                <w:rFonts w:ascii="Times New Roman" w:eastAsia="Times New Roman" w:hAnsi="Times New Roman" w:cs="Times New Roman"/>
+                <w:kern w:val="0"/>
+                <w:sz w:val="20"/>
+                <w:szCs w:val="20"/>
+                <w:lang w:eastAsia="pt-BR"/>
+                <w14:ligatures w14:val="none"/>
+              </w:rPr>
+              <w:t xml:space="preserve">0), Aguardando </w:t>
+            </w:r>
+            <w:proofErr w:type="gramStart"/>
+            <w:r>
+              <w:rPr>
+                <w:rFonts w:ascii="Times New Roman" w:eastAsia="Times New Roman" w:hAnsi="Times New Roman" w:cs="Times New Roman"/>
+                <w:kern w:val="0"/>
+                <w:sz w:val="20"/>
+                <w:szCs w:val="20"/>
+                <w:lang w:eastAsia="pt-BR"/>
+                <w14:ligatures w14:val="none"/>
+              </w:rPr>
+              <w:t>Peças(</w:t>
+            </w:r>
+            <w:proofErr w:type="gramEnd"/>
+            <w:r>
+              <w:rPr>
+                <w:rFonts w:ascii="Times New Roman" w:eastAsia="Times New Roman" w:hAnsi="Times New Roman" w:cs="Times New Roman"/>
+                <w:kern w:val="0"/>
+                <w:sz w:val="20"/>
+                <w:szCs w:val="20"/>
+                <w:lang w:eastAsia="pt-BR"/>
+                <w14:ligatures w14:val="none"/>
+              </w:rPr>
+              <w:t xml:space="preserve">1), Em </w:t>
+            </w:r>
+            <w:proofErr w:type="gramStart"/>
+            <w:r>
+              <w:rPr>
+                <w:rFonts w:ascii="Times New Roman" w:eastAsia="Times New Roman" w:hAnsi="Times New Roman" w:cs="Times New Roman"/>
+                <w:kern w:val="0"/>
+                <w:sz w:val="20"/>
+                <w:szCs w:val="20"/>
+                <w:lang w:eastAsia="pt-BR"/>
+                <w14:ligatures w14:val="none"/>
+              </w:rPr>
+              <w:t>Andamento(</w:t>
+            </w:r>
+            <w:proofErr w:type="gramEnd"/>
+            <w:r>
+              <w:rPr>
+                <w:rFonts w:ascii="Times New Roman" w:eastAsia="Times New Roman" w:hAnsi="Times New Roman" w:cs="Times New Roman"/>
+                <w:kern w:val="0"/>
+                <w:sz w:val="20"/>
+                <w:szCs w:val="20"/>
+                <w:lang w:eastAsia="pt-BR"/>
+                <w14:ligatures w14:val="none"/>
+              </w:rPr>
+              <w:t xml:space="preserve">2), </w:t>
+            </w:r>
+            <w:proofErr w:type="gramStart"/>
+            <w:r>
+              <w:rPr>
+                <w:rFonts w:ascii="Times New Roman" w:eastAsia="Times New Roman" w:hAnsi="Times New Roman" w:cs="Times New Roman"/>
+                <w:kern w:val="0"/>
+                <w:sz w:val="20"/>
+                <w:szCs w:val="20"/>
+                <w:lang w:eastAsia="pt-BR"/>
+                <w14:ligatures w14:val="none"/>
+              </w:rPr>
+              <w:t>Concluída(</w:t>
+            </w:r>
+            <w:proofErr w:type="gramEnd"/>
+            <w:r>
+              <w:rPr>
+                <w:rFonts w:ascii="Times New Roman" w:eastAsia="Times New Roman" w:hAnsi="Times New Roman" w:cs="Times New Roman"/>
+                <w:kern w:val="0"/>
+                <w:sz w:val="20"/>
+                <w:szCs w:val="20"/>
+                <w:lang w:eastAsia="pt-BR"/>
+                <w14:ligatures w14:val="none"/>
+              </w:rPr>
+              <w:t xml:space="preserve">3), </w:t>
+            </w:r>
+            <w:proofErr w:type="gramStart"/>
+            <w:r>
+              <w:rPr>
+                <w:rFonts w:ascii="Times New Roman" w:eastAsia="Times New Roman" w:hAnsi="Times New Roman" w:cs="Times New Roman"/>
+                <w:kern w:val="0"/>
+                <w:sz w:val="20"/>
+                <w:szCs w:val="20"/>
+                <w:lang w:eastAsia="pt-BR"/>
+                <w14:ligatures w14:val="none"/>
+              </w:rPr>
+              <w:t>Cancelada(</w:t>
+            </w:r>
+            <w:proofErr w:type="gramEnd"/>
+            <w:r>
+              <w:rPr>
+                <w:rFonts w:ascii="Times New Roman" w:eastAsia="Times New Roman" w:hAnsi="Times New Roman" w:cs="Times New Roman"/>
+                <w:kern w:val="0"/>
+                <w:sz w:val="20"/>
+                <w:szCs w:val="20"/>
+                <w:lang w:eastAsia="pt-BR"/>
+                <w14:ligatures w14:val="none"/>
+              </w:rPr>
+              <w:t>4)</w:t>
             </w:r>
           </w:p>
         </w:tc>
@@ -5632,7 +5718,31 @@
                 <w:lang w:eastAsia="pt-BR"/>
                 <w14:ligatures w14:val="none"/>
               </w:rPr>
-              <w:t>O sistema deve bloquear desconto para perfil Atendimento (apenas Administrador pode aplicar)</w:t>
+              <w:t>O sistema deve bloquear desconto para perfil Atendimento (</w:t>
+            </w:r>
+            <w:proofErr w:type="gramStart"/>
+            <w:r>
+              <w:rPr>
+                <w:rFonts w:ascii="Times New Roman" w:eastAsia="Times New Roman" w:hAnsi="Times New Roman" w:cs="Times New Roman"/>
+                <w:kern w:val="0"/>
+                <w:sz w:val="20"/>
+                <w:szCs w:val="20"/>
+                <w:lang w:eastAsia="pt-BR"/>
+                <w14:ligatures w14:val="none"/>
+              </w:rPr>
+              <w:t>apenas Administrador</w:t>
+            </w:r>
+            <w:proofErr w:type="gramEnd"/>
+            <w:r>
+              <w:rPr>
+                <w:rFonts w:ascii="Times New Roman" w:eastAsia="Times New Roman" w:hAnsi="Times New Roman" w:cs="Times New Roman"/>
+                <w:kern w:val="0"/>
+                <w:sz w:val="20"/>
+                <w:szCs w:val="20"/>
+                <w:lang w:eastAsia="pt-BR"/>
+                <w14:ligatures w14:val="none"/>
+              </w:rPr>
+              <w:t xml:space="preserve"> pode aplicar)</w:t>
             </w:r>
           </w:p>
         </w:tc>
@@ -8424,8 +8534,8 @@
       </w:tblPr>
       <w:tblGrid>
         <w:gridCol w:w="609"/>
-        <w:gridCol w:w="6064"/>
-        <w:gridCol w:w="1167"/>
+        <w:gridCol w:w="6248"/>
+        <w:gridCol w:w="983"/>
         <w:gridCol w:w="1231"/>
       </w:tblGrid>
       <w:tr>
@@ -8447,6 +8557,8 @@
                 <w:b/>
                 <w:bCs/>
                 <w:kern w:val="0"/>
+                <w:sz w:val="20"/>
+                <w:szCs w:val="20"/>
                 <w:lang w:eastAsia="pt-BR"/>
                 <w14:ligatures w14:val="none"/>
               </w:rPr>
@@ -8457,6 +8569,8 @@
                 <w:b/>
                 <w:bCs/>
                 <w:kern w:val="0"/>
+                <w:sz w:val="20"/>
+                <w:szCs w:val="20"/>
                 <w:lang w:eastAsia="pt-BR"/>
                 <w14:ligatures w14:val="none"/>
               </w:rPr>
@@ -8478,6 +8592,8 @@
                 <w:b/>
                 <w:bCs/>
                 <w:kern w:val="0"/>
+                <w:sz w:val="20"/>
+                <w:szCs w:val="20"/>
                 <w:lang w:eastAsia="pt-BR"/>
                 <w14:ligatures w14:val="none"/>
               </w:rPr>
@@ -8488,6 +8604,8 @@
                 <w:b/>
                 <w:bCs/>
                 <w:kern w:val="0"/>
+                <w:sz w:val="20"/>
+                <w:szCs w:val="20"/>
                 <w:lang w:eastAsia="pt-BR"/>
                 <w14:ligatures w14:val="none"/>
               </w:rPr>
@@ -8509,6 +8627,8 @@
                 <w:b/>
                 <w:bCs/>
                 <w:kern w:val="0"/>
+                <w:sz w:val="20"/>
+                <w:szCs w:val="20"/>
                 <w:lang w:eastAsia="pt-BR"/>
                 <w14:ligatures w14:val="none"/>
               </w:rPr>
@@ -8519,6 +8639,8 @@
                 <w:b/>
                 <w:bCs/>
                 <w:kern w:val="0"/>
+                <w:sz w:val="20"/>
+                <w:szCs w:val="20"/>
                 <w:lang w:eastAsia="pt-BR"/>
                 <w14:ligatures w14:val="none"/>
               </w:rPr>
@@ -8540,6 +8662,8 @@
                 <w:b/>
                 <w:bCs/>
                 <w:kern w:val="0"/>
+                <w:sz w:val="20"/>
+                <w:szCs w:val="20"/>
                 <w:lang w:eastAsia="pt-BR"/>
                 <w14:ligatures w14:val="none"/>
               </w:rPr>
@@ -8550,6 +8674,8 @@
                 <w:b/>
                 <w:bCs/>
                 <w:kern w:val="0"/>
+                <w:sz w:val="20"/>
+                <w:szCs w:val="20"/>
                 <w:lang w:eastAsia="pt-BR"/>
                 <w14:ligatures w14:val="none"/>
               </w:rPr>
@@ -9890,21 +10016,8 @@
                 <w:lang w:eastAsia="pt-BR"/>
                 <w14:ligatures w14:val="none"/>
               </w:rPr>
-              <w:t xml:space="preserve">5 conexões </w:t>
-            </w:r>
-            <w:proofErr w:type="spellStart"/>
-            <w:r>
-              <w:rPr>
-                <w:rFonts w:ascii="Times New Roman" w:eastAsia="Times New Roman" w:hAnsi="Times New Roman" w:cs="Times New Roman"/>
-                <w:kern w:val="0"/>
-                <w:sz w:val="20"/>
-                <w:szCs w:val="20"/>
-                <w:lang w:eastAsia="pt-BR"/>
-                <w14:ligatures w14:val="none"/>
-              </w:rPr>
-              <w:t>WebSocket</w:t>
-            </w:r>
-            <w:proofErr w:type="spellEnd"/>
+              <w:t>5 conexões WebSocket</w:t>
+            </w:r>
           </w:p>
         </w:tc>
       </w:tr>
@@ -10040,16 +10153,20 @@
               <w:spacing w:before="100" w:beforeAutospacing="1" w:after="100" w:afterAutospacing="1" w:line="240" w:lineRule="auto"/>
               <w:rPr>
                 <w:rFonts w:ascii="Times New Roman" w:eastAsia="Times New Roman" w:hAnsi="Times New Roman" w:cs="Times New Roman"/>
-                <w:kern w:val="0"/>
-                <w:sz w:val="20"/>
-                <w:szCs w:val="20"/>
-                <w:lang w:eastAsia="pt-BR"/>
-                <w14:ligatures w14:val="none"/>
-              </w:rPr>
-            </w:pPr>
-            <w:r>
-              <w:rPr>
-                <w:rFonts w:ascii="Times New Roman" w:eastAsia="Times New Roman" w:hAnsi="Times New Roman" w:cs="Times New Roman"/>
+                <w:b/>
+                <w:bCs/>
+                <w:kern w:val="0"/>
+                <w:sz w:val="20"/>
+                <w:szCs w:val="20"/>
+                <w:lang w:eastAsia="pt-BR"/>
+                <w14:ligatures w14:val="none"/>
+              </w:rPr>
+            </w:pPr>
+            <w:r>
+              <w:rPr>
+                <w:rFonts w:ascii="Times New Roman" w:eastAsia="Times New Roman" w:hAnsi="Times New Roman" w:cs="Times New Roman"/>
+                <w:b/>
+                <w:bCs/>
                 <w:kern w:val="0"/>
                 <w:sz w:val="20"/>
                 <w:szCs w:val="20"/>
@@ -10071,16 +10188,20 @@
               <w:spacing w:before="100" w:beforeAutospacing="1" w:after="100" w:afterAutospacing="1" w:line="240" w:lineRule="auto"/>
               <w:rPr>
                 <w:rFonts w:ascii="Times New Roman" w:eastAsia="Times New Roman" w:hAnsi="Times New Roman" w:cs="Times New Roman"/>
-                <w:kern w:val="0"/>
-                <w:sz w:val="20"/>
-                <w:szCs w:val="20"/>
-                <w:lang w:eastAsia="pt-BR"/>
-                <w14:ligatures w14:val="none"/>
-              </w:rPr>
-            </w:pPr>
-            <w:r>
-              <w:rPr>
-                <w:rFonts w:ascii="Times New Roman" w:eastAsia="Times New Roman" w:hAnsi="Times New Roman" w:cs="Times New Roman"/>
+                <w:b/>
+                <w:bCs/>
+                <w:kern w:val="0"/>
+                <w:sz w:val="20"/>
+                <w:szCs w:val="20"/>
+                <w:lang w:eastAsia="pt-BR"/>
+                <w14:ligatures w14:val="none"/>
+              </w:rPr>
+            </w:pPr>
+            <w:r>
+              <w:rPr>
+                <w:rFonts w:ascii="Times New Roman" w:eastAsia="Times New Roman" w:hAnsi="Times New Roman" w:cs="Times New Roman"/>
+                <w:b/>
+                <w:bCs/>
                 <w:kern w:val="0"/>
                 <w:sz w:val="20"/>
                 <w:szCs w:val="20"/>
@@ -10102,16 +10223,20 @@
               <w:spacing w:before="100" w:beforeAutospacing="1" w:after="100" w:afterAutospacing="1" w:line="240" w:lineRule="auto"/>
               <w:rPr>
                 <w:rFonts w:ascii="Times New Roman" w:eastAsia="Times New Roman" w:hAnsi="Times New Roman" w:cs="Times New Roman"/>
-                <w:kern w:val="0"/>
-                <w:sz w:val="20"/>
-                <w:szCs w:val="20"/>
-                <w:lang w:eastAsia="pt-BR"/>
-                <w14:ligatures w14:val="none"/>
-              </w:rPr>
-            </w:pPr>
-            <w:r>
-              <w:rPr>
-                <w:rFonts w:ascii="Times New Roman" w:eastAsia="Times New Roman" w:hAnsi="Times New Roman" w:cs="Times New Roman"/>
+                <w:b/>
+                <w:bCs/>
+                <w:kern w:val="0"/>
+                <w:sz w:val="20"/>
+                <w:szCs w:val="20"/>
+                <w:lang w:eastAsia="pt-BR"/>
+                <w14:ligatures w14:val="none"/>
+              </w:rPr>
+            </w:pPr>
+            <w:r>
+              <w:rPr>
+                <w:rFonts w:ascii="Times New Roman" w:eastAsia="Times New Roman" w:hAnsi="Times New Roman" w:cs="Times New Roman"/>
+                <w:b/>
+                <w:bCs/>
                 <w:kern w:val="0"/>
                 <w:sz w:val="20"/>
                 <w:szCs w:val="20"/>
@@ -10698,6 +10823,7 @@
               </w:rPr>
             </w:pPr>
             <w:proofErr w:type="spellStart"/>
+            <w:proofErr w:type="gramStart"/>
             <w:r>
               <w:rPr>
                 <w:rFonts w:ascii="Times New Roman" w:eastAsia="Times New Roman" w:hAnsi="Times New Roman" w:cs="Times New Roman"/>
@@ -10719,7 +10845,19 @@
                 <w:lang w:eastAsia="pt-BR"/>
                 <w14:ligatures w14:val="none"/>
               </w:rPr>
-              <w:t>()</w:t>
+              <w:t>(</w:t>
+            </w:r>
+            <w:proofErr w:type="gramEnd"/>
+            <w:r>
+              <w:rPr>
+                <w:rFonts w:ascii="Times New Roman" w:eastAsia="Times New Roman" w:hAnsi="Times New Roman" w:cs="Times New Roman"/>
+                <w:kern w:val="0"/>
+                <w:sz w:val="20"/>
+                <w:szCs w:val="20"/>
+                <w:lang w:eastAsia="pt-BR"/>
+                <w14:ligatures w14:val="none"/>
+              </w:rPr>
+              <w:t>)</w:t>
             </w:r>
           </w:p>
         </w:tc>
@@ -11283,8 +11421,8 @@
       </w:tblPr>
       <w:tblGrid>
         <w:gridCol w:w="665"/>
-        <w:gridCol w:w="5103"/>
-        <w:gridCol w:w="3303"/>
+        <w:gridCol w:w="5100"/>
+        <w:gridCol w:w="3306"/>
       </w:tblGrid>
       <w:tr>
         <w:trPr>
@@ -11302,16 +11440,20 @@
               <w:spacing w:before="100" w:beforeAutospacing="1" w:after="100" w:afterAutospacing="1" w:line="240" w:lineRule="auto"/>
               <w:rPr>
                 <w:rFonts w:ascii="Times New Roman" w:eastAsia="Times New Roman" w:hAnsi="Times New Roman" w:cs="Times New Roman"/>
-                <w:kern w:val="0"/>
-                <w:sz w:val="20"/>
-                <w:szCs w:val="20"/>
-                <w:lang w:eastAsia="pt-BR"/>
-                <w14:ligatures w14:val="none"/>
-              </w:rPr>
-            </w:pPr>
-            <w:r>
-              <w:rPr>
-                <w:rFonts w:ascii="Times New Roman" w:eastAsia="Times New Roman" w:hAnsi="Times New Roman" w:cs="Times New Roman"/>
+                <w:b/>
+                <w:bCs/>
+                <w:kern w:val="0"/>
+                <w:sz w:val="20"/>
+                <w:szCs w:val="20"/>
+                <w:lang w:eastAsia="pt-BR"/>
+                <w14:ligatures w14:val="none"/>
+              </w:rPr>
+            </w:pPr>
+            <w:r>
+              <w:rPr>
+                <w:rFonts w:ascii="Times New Roman" w:eastAsia="Times New Roman" w:hAnsi="Times New Roman" w:cs="Times New Roman"/>
+                <w:b/>
+                <w:bCs/>
                 <w:kern w:val="0"/>
                 <w:sz w:val="20"/>
                 <w:szCs w:val="20"/>
@@ -11333,16 +11475,20 @@
               <w:spacing w:before="100" w:beforeAutospacing="1" w:after="100" w:afterAutospacing="1" w:line="240" w:lineRule="auto"/>
               <w:rPr>
                 <w:rFonts w:ascii="Times New Roman" w:eastAsia="Times New Roman" w:hAnsi="Times New Roman" w:cs="Times New Roman"/>
-                <w:kern w:val="0"/>
-                <w:sz w:val="20"/>
-                <w:szCs w:val="20"/>
-                <w:lang w:eastAsia="pt-BR"/>
-                <w14:ligatures w14:val="none"/>
-              </w:rPr>
-            </w:pPr>
-            <w:r>
-              <w:rPr>
-                <w:rFonts w:ascii="Times New Roman" w:eastAsia="Times New Roman" w:hAnsi="Times New Roman" w:cs="Times New Roman"/>
+                <w:b/>
+                <w:bCs/>
+                <w:kern w:val="0"/>
+                <w:sz w:val="20"/>
+                <w:szCs w:val="20"/>
+                <w:lang w:eastAsia="pt-BR"/>
+                <w14:ligatures w14:val="none"/>
+              </w:rPr>
+            </w:pPr>
+            <w:r>
+              <w:rPr>
+                <w:rFonts w:ascii="Times New Roman" w:eastAsia="Times New Roman" w:hAnsi="Times New Roman" w:cs="Times New Roman"/>
+                <w:b/>
+                <w:bCs/>
                 <w:kern w:val="0"/>
                 <w:sz w:val="20"/>
                 <w:szCs w:val="20"/>
@@ -11364,16 +11510,20 @@
               <w:spacing w:before="100" w:beforeAutospacing="1" w:after="100" w:afterAutospacing="1" w:line="240" w:lineRule="auto"/>
               <w:rPr>
                 <w:rFonts w:ascii="Times New Roman" w:eastAsia="Times New Roman" w:hAnsi="Times New Roman" w:cs="Times New Roman"/>
-                <w:kern w:val="0"/>
-                <w:sz w:val="20"/>
-                <w:szCs w:val="20"/>
-                <w:lang w:eastAsia="pt-BR"/>
-                <w14:ligatures w14:val="none"/>
-              </w:rPr>
-            </w:pPr>
-            <w:r>
-              <w:rPr>
-                <w:rFonts w:ascii="Times New Roman" w:eastAsia="Times New Roman" w:hAnsi="Times New Roman" w:cs="Times New Roman"/>
+                <w:b/>
+                <w:bCs/>
+                <w:kern w:val="0"/>
+                <w:sz w:val="20"/>
+                <w:szCs w:val="20"/>
+                <w:lang w:eastAsia="pt-BR"/>
+                <w14:ligatures w14:val="none"/>
+              </w:rPr>
+            </w:pPr>
+            <w:r>
+              <w:rPr>
+                <w:rFonts w:ascii="Times New Roman" w:eastAsia="Times New Roman" w:hAnsi="Times New Roman" w:cs="Times New Roman"/>
+                <w:b/>
+                <w:bCs/>
                 <w:kern w:val="0"/>
                 <w:sz w:val="20"/>
                 <w:szCs w:val="20"/>
@@ -11595,31 +11745,7 @@
                 <w:lang w:eastAsia="pt-BR"/>
                 <w14:ligatures w14:val="none"/>
               </w:rPr>
-              <w:t xml:space="preserve">O sistema deve suportar migração de </w:t>
-            </w:r>
-            <w:proofErr w:type="spellStart"/>
-            <w:r>
-              <w:rPr>
-                <w:rFonts w:ascii="Times New Roman" w:eastAsia="Times New Roman" w:hAnsi="Times New Roman" w:cs="Times New Roman"/>
-                <w:kern w:val="0"/>
-                <w:sz w:val="20"/>
-                <w:szCs w:val="20"/>
-                <w:lang w:eastAsia="pt-BR"/>
-                <w14:ligatures w14:val="none"/>
-              </w:rPr>
-              <w:t>SQLite</w:t>
-            </w:r>
-            <w:proofErr w:type="spellEnd"/>
-            <w:r>
-              <w:rPr>
-                <w:rFonts w:ascii="Times New Roman" w:eastAsia="Times New Roman" w:hAnsi="Times New Roman" w:cs="Times New Roman"/>
-                <w:kern w:val="0"/>
-                <w:sz w:val="20"/>
-                <w:szCs w:val="20"/>
-                <w:lang w:eastAsia="pt-BR"/>
-                <w14:ligatures w14:val="none"/>
-              </w:rPr>
-              <w:t xml:space="preserve"> para PostgreSQL</w:t>
+              <w:t>O sistema deve suportar migração de SQLite para PostgreSQL</w:t>
             </w:r>
           </w:p>
         </w:tc>
@@ -12653,6 +12779,7 @@
               </w:rPr>
             </w:pPr>
             <w:proofErr w:type="spellStart"/>
+            <w:proofErr w:type="gramStart"/>
             <w:r>
               <w:rPr>
                 <w:rFonts w:ascii="Times New Roman" w:eastAsia="Times New Roman" w:hAnsi="Times New Roman" w:cs="Times New Roman"/>
@@ -12665,6 +12792,7 @@
               <w:t>db.Database.EnsureCreatedAsync</w:t>
             </w:r>
             <w:proofErr w:type="spellEnd"/>
+            <w:proofErr w:type="gramEnd"/>
             <w:r>
               <w:rPr>
                 <w:rFonts w:ascii="Times New Roman" w:eastAsia="Times New Roman" w:hAnsi="Times New Roman" w:cs="Times New Roman"/>
@@ -13198,6 +13326,7 @@
               <w:t>] + [</w:t>
             </w:r>
             <w:proofErr w:type="spellStart"/>
+            <w:proofErr w:type="gramStart"/>
             <w:r>
               <w:rPr>
                 <w:rFonts w:ascii="Times New Roman" w:eastAsia="Times New Roman" w:hAnsi="Times New Roman" w:cs="Times New Roman"/>
@@ -13219,7 +13348,19 @@
                 <w:lang w:eastAsia="pt-BR"/>
                 <w14:ligatures w14:val="none"/>
               </w:rPr>
-              <w:t>(14)]</w:t>
+              <w:t>(</w:t>
+            </w:r>
+            <w:proofErr w:type="gramEnd"/>
+            <w:r>
+              <w:rPr>
+                <w:rFonts w:ascii="Times New Roman" w:eastAsia="Times New Roman" w:hAnsi="Times New Roman" w:cs="Times New Roman"/>
+                <w:kern w:val="0"/>
+                <w:sz w:val="20"/>
+                <w:szCs w:val="20"/>
+                <w:lang w:eastAsia="pt-BR"/>
+                <w14:ligatures w14:val="none"/>
+              </w:rPr>
+              <w:t>14)]</w:t>
             </w:r>
           </w:p>
         </w:tc>
@@ -13308,6 +13449,7 @@
                 <w14:ligatures w14:val="none"/>
               </w:rPr>
             </w:pPr>
+            <w:proofErr w:type="gramStart"/>
             <w:r>
               <w:rPr>
                 <w:rFonts w:ascii="Times New Roman" w:eastAsia="Times New Roman" w:hAnsi="Times New Roman" w:cs="Times New Roman"/>
@@ -13319,6 +13461,7 @@
               </w:rPr>
               <w:t>Veiculo</w:t>
             </w:r>
+            <w:proofErr w:type="gramEnd"/>
           </w:p>
         </w:tc>
         <w:tc>
@@ -13375,6 +13518,7 @@
               <w:t>] + [</w:t>
             </w:r>
             <w:proofErr w:type="spellStart"/>
+            <w:proofErr w:type="gramStart"/>
             <w:r>
               <w:rPr>
                 <w:rFonts w:ascii="Times New Roman" w:eastAsia="Times New Roman" w:hAnsi="Times New Roman" w:cs="Times New Roman"/>
@@ -13396,7 +13540,19 @@
                 <w:lang w:eastAsia="pt-BR"/>
                 <w14:ligatures w14:val="none"/>
               </w:rPr>
-              <w:t>(10)]</w:t>
+              <w:t>(</w:t>
+            </w:r>
+            <w:proofErr w:type="gramEnd"/>
+            <w:r>
+              <w:rPr>
+                <w:rFonts w:ascii="Times New Roman" w:eastAsia="Times New Roman" w:hAnsi="Times New Roman" w:cs="Times New Roman"/>
+                <w:kern w:val="0"/>
+                <w:sz w:val="20"/>
+                <w:szCs w:val="20"/>
+                <w:lang w:eastAsia="pt-BR"/>
+                <w14:ligatures w14:val="none"/>
+              </w:rPr>
+              <w:t>10)]</w:t>
             </w:r>
           </w:p>
         </w:tc>
@@ -13706,7 +13862,31 @@
                 <w:lang w:eastAsia="pt-BR"/>
                 <w14:ligatures w14:val="none"/>
               </w:rPr>
-              <w:t xml:space="preserve">Atributo [Range(0, </w:t>
+              <w:t>Atributo [</w:t>
+            </w:r>
+            <w:proofErr w:type="gramStart"/>
+            <w:r>
+              <w:rPr>
+                <w:rFonts w:ascii="Times New Roman" w:eastAsia="Times New Roman" w:hAnsi="Times New Roman" w:cs="Times New Roman"/>
+                <w:kern w:val="0"/>
+                <w:sz w:val="20"/>
+                <w:szCs w:val="20"/>
+                <w:lang w:eastAsia="pt-BR"/>
+                <w14:ligatures w14:val="none"/>
+              </w:rPr>
+              <w:t>Range(</w:t>
+            </w:r>
+            <w:proofErr w:type="gramEnd"/>
+            <w:r>
+              <w:rPr>
+                <w:rFonts w:ascii="Times New Roman" w:eastAsia="Times New Roman" w:hAnsi="Times New Roman" w:cs="Times New Roman"/>
+                <w:kern w:val="0"/>
+                <w:sz w:val="20"/>
+                <w:szCs w:val="20"/>
+                <w:lang w:eastAsia="pt-BR"/>
+                <w14:ligatures w14:val="none"/>
+              </w:rPr>
+              <w:t xml:space="preserve">0, </w:t>
             </w:r>
             <w:proofErr w:type="spellStart"/>
             <w:r>
@@ -16066,7 +16246,7 @@
 </file>
 
 <file path=word/endnotes.xml><?xml version="1.0" encoding="utf-8"?>
-<w:endnotes xmlns:wpc="http://schemas.microsoft.com/office/word/2010/wordprocessingCanvas" xmlns:cx="http://schemas.microsoft.com/office/drawing/2014/chartex" xmlns:cx1="http://schemas.microsoft.com/office/drawing/2015/9/8/chartex" xmlns:cx2="http://schemas.microsoft.com/office/drawing/2015/10/21/chartex" xmlns:cx3="http://schemas.microsoft.com/office/drawing/2016/5/9/chartex" xmlns:cx4="http://schemas.microsoft.com/office/drawing/2016/5/10/chartex" xmlns:cx5="http://schemas.microsoft.com/office/drawing/2016/5/11/chartex" xmlns:cx6="http://schemas.microsoft.com/office/drawing/2016/5/12/chartex" xmlns:cx7="http://schemas.microsoft.com/office/drawing/2016/5/13/chartex" xmlns:cx8="http://schemas.microsoft.com/office/drawing/2016/5/14/chartex" xmlns:mc="http://schemas.openxmlformats.org/markup-compatibility/2006" xmlns:aink="http://schemas.microsoft.com/office/drawing/2016/ink" xmlns:am3d="http://schemas.microsoft.com/office/drawing/2017/model3d" xmlns:o="urn:schemas-microsoft-com:office:office" xmlns:oel="http://schemas.microsoft.com/office/2019/extlst" xmlns:r="http://schemas.openxmlformats.org/officeDocument/2006/relationships" xmlns:m="http://schemas.openxmlformats.org/officeDocument/2006/math" xmlns:v="urn:schemas-microsoft-com:vml" xmlns:wp14="http://schemas.microsoft.com/office/word/2010/wordprocessingDrawing" xmlns:wp="http://schemas.openxmlformats.org/drawingml/2006/wordprocessingDrawing" xmlns:w10="urn:schemas-microsoft-com:office:word" xmlns:w="http://schemas.openxmlformats.org/wordprocessingml/2006/main" xmlns:w14="http://schemas.microsoft.com/office/word/2010/wordml" xmlns:w15="http://schemas.microsoft.com/office/word/2012/wordml" xmlns:w16cex="http://schemas.microsoft.com/office/word/2018/wordml/cex" xmlns:w16cid="http://schemas.microsoft.com/office/word/2016/wordml/cid" xmlns:w16="http://schemas.microsoft.com/office/word/2018/wordml" xmlns:w16du="http://schemas.microsoft.com/office/word/2023/wordml/word16du" xmlns:w16sdtdh="http://schemas.microsoft.com/office/word/2020/wordml/sdtdatahash" xmlns:w16sdtfl="http://schemas.microsoft.com/office/word/2024/wordml/sdtformatlock" xmlns:w16se="http://schemas.microsoft.com/office/word/2015/wordml/symex" xmlns:wpg="http://schemas.microsoft.com/office/word/2010/wordprocessingGroup" xmlns:wpi="http://schemas.microsoft.com/office/word/2010/wordprocessingInk" xmlns:wne="http://schemas.microsoft.com/office/word/2006/wordml" xmlns:wps="http://schemas.microsoft.com/office/word/2010/wordprocessingShape" mc:Ignorable="w14 w15 w16se w16cid w16 w16cex w16sdtdh w16sdtfl w16du wp14">
+<w:endnotes xmlns:wpc="http://schemas.microsoft.com/office/word/2010/wordprocessingCanvas" xmlns:cx="http://schemas.microsoft.com/office/drawing/2014/chartex" xmlns:cx1="http://schemas.microsoft.com/office/drawing/2015/9/8/chartex" xmlns:cx2="http://schemas.microsoft.com/office/drawing/2015/10/21/chartex" xmlns:cx3="http://schemas.microsoft.com/office/drawing/2016/5/9/chartex" xmlns:cx4="http://schemas.microsoft.com/office/drawing/2016/5/10/chartex" xmlns:cx5="http://schemas.microsoft.com/office/drawing/2016/5/11/chartex" xmlns:cx6="http://schemas.microsoft.com/office/drawing/2016/5/12/chartex" xmlns:cx7="http://schemas.microsoft.com/office/drawing/2016/5/13/chartex" xmlns:cx8="http://schemas.microsoft.com/office/drawing/2016/5/14/chartex" xmlns:mc="http://schemas.openxmlformats.org/markup-compatibility/2006" xmlns:aink="http://schemas.microsoft.com/office/drawing/2016/ink" xmlns:am3d="http://schemas.microsoft.com/office/drawing/2017/model3d" xmlns:o="urn:schemas-microsoft-com:office:office" xmlns:oel="http://schemas.microsoft.com/office/2019/extlst" xmlns:r="http://schemas.openxmlformats.org/officeDocument/2006/relationships" xmlns:m="http://schemas.openxmlformats.org/officeDocument/2006/math" xmlns:v="urn:schemas-microsoft-com:vml" xmlns:wp14="http://schemas.microsoft.com/office/word/2010/wordprocessingDrawing" xmlns:wp="http://schemas.openxmlformats.org/drawingml/2006/wordprocessingDrawing" xmlns:w10="urn:schemas-microsoft-com:office:word" xmlns:w="http://schemas.openxmlformats.org/wordprocessingml/2006/main" xmlns:w14="http://schemas.microsoft.com/office/word/2010/wordml" xmlns:w15="http://schemas.microsoft.com/office/word/2012/wordml" xmlns:w16cei="http://schemas.microsoft.com/office/word/2026/wordml/cei" xmlns:w16cex="http://schemas.microsoft.com/office/word/2018/wordml/cex" xmlns:w16cid="http://schemas.microsoft.com/office/word/2016/wordml/cid" xmlns:w16="http://schemas.microsoft.com/office/word/2018/wordml" xmlns:w16du="http://schemas.microsoft.com/office/word/2023/wordml/word16du" xmlns:w16sdtdh="http://schemas.microsoft.com/office/word/2020/wordml/sdtdatahash" xmlns:w16sdtfl="http://schemas.microsoft.com/office/word/2024/wordml/sdtformatlock" xmlns:w16se="http://schemas.microsoft.com/office/word/2015/wordml/symex" xmlns:wpg="http://schemas.microsoft.com/office/word/2010/wordprocessingGroup" xmlns:wpi="http://schemas.microsoft.com/office/word/2010/wordprocessingInk" xmlns:wne="http://schemas.microsoft.com/office/word/2006/wordml" xmlns:wps="http://schemas.microsoft.com/office/word/2010/wordprocessingShape" mc:Ignorable="w14 w15 w16se w16cid w16 w16cex w16sdtdh w16sdtfl w16du wp14">
   <w:endnote w:type="separator" w:id="-1">
     <w:p>
       <w:pPr>
@@ -16091,7 +16271,7 @@
 </file>
 
 <file path=word/footer1.xml><?xml version="1.0" encoding="utf-8"?>
-<w:ftr xmlns:wpc="http://schemas.microsoft.com/office/word/2010/wordprocessingCanvas" xmlns:cx="http://schemas.microsoft.com/office/drawing/2014/chartex" xmlns:cx1="http://schemas.microsoft.com/office/drawing/2015/9/8/chartex" xmlns:cx2="http://schemas.microsoft.com/office/drawing/2015/10/21/chartex" xmlns:cx3="http://schemas.microsoft.com/office/drawing/2016/5/9/chartex" xmlns:cx4="http://schemas.microsoft.com/office/drawing/2016/5/10/chartex" xmlns:cx5="http://schemas.microsoft.com/office/drawing/2016/5/11/chartex" xmlns:cx6="http://schemas.microsoft.com/office/drawing/2016/5/12/chartex" xmlns:cx7="http://schemas.microsoft.com/office/drawing/2016/5/13/chartex" xmlns:cx8="http://schemas.microsoft.com/office/drawing/2016/5/14/chartex" xmlns:mc="http://schemas.openxmlformats.org/markup-compatibility/2006" xmlns:aink="http://schemas.microsoft.com/office/drawing/2016/ink" xmlns:am3d="http://schemas.microsoft.com/office/drawing/2017/model3d" xmlns:o="urn:schemas-microsoft-com:office:office" xmlns:oel="http://schemas.microsoft.com/office/2019/extlst" xmlns:r="http://schemas.openxmlformats.org/officeDocument/2006/relationships" xmlns:m="http://schemas.openxmlformats.org/officeDocument/2006/math" xmlns:v="urn:schemas-microsoft-com:vml" xmlns:wp14="http://schemas.microsoft.com/office/word/2010/wordprocessingDrawing" xmlns:wp="http://schemas.openxmlformats.org/drawingml/2006/wordprocessingDrawing" xmlns:w10="urn:schemas-microsoft-com:office:word" xmlns:w="http://schemas.openxmlformats.org/wordprocessingml/2006/main" xmlns:w14="http://schemas.microsoft.com/office/word/2010/wordml" xmlns:w15="http://schemas.microsoft.com/office/word/2012/wordml" xmlns:w16cex="http://schemas.microsoft.com/office/word/2018/wordml/cex" xmlns:w16cid="http://schemas.microsoft.com/office/word/2016/wordml/cid" xmlns:w16="http://schemas.microsoft.com/office/word/2018/wordml" xmlns:w16du="http://schemas.microsoft.com/office/word/2023/wordml/word16du" xmlns:w16sdtdh="http://schemas.microsoft.com/office/word/2020/wordml/sdtdatahash" xmlns:w16sdtfl="http://schemas.microsoft.com/office/word/2024/wordml/sdtformatlock" xmlns:w16se="http://schemas.microsoft.com/office/word/2015/wordml/symex" xmlns:wpg="http://schemas.microsoft.com/office/word/2010/wordprocessingGroup" xmlns:wpi="http://schemas.microsoft.com/office/word/2010/wordprocessingInk" xmlns:wne="http://schemas.microsoft.com/office/word/2006/wordml" xmlns:wps="http://schemas.microsoft.com/office/word/2010/wordprocessingShape" mc:Ignorable="w14 w15 w16se w16cid w16 w16cex w16sdtdh w16sdtfl w16du wp14">
+<w:ftr xmlns:wpc="http://schemas.microsoft.com/office/word/2010/wordprocessingCanvas" xmlns:cx="http://schemas.microsoft.com/office/drawing/2014/chartex" xmlns:cx1="http://schemas.microsoft.com/office/drawing/2015/9/8/chartex" xmlns:cx2="http://schemas.microsoft.com/office/drawing/2015/10/21/chartex" xmlns:cx3="http://schemas.microsoft.com/office/drawing/2016/5/9/chartex" xmlns:cx4="http://schemas.microsoft.com/office/drawing/2016/5/10/chartex" xmlns:cx5="http://schemas.microsoft.com/office/drawing/2016/5/11/chartex" xmlns:cx6="http://schemas.microsoft.com/office/drawing/2016/5/12/chartex" xmlns:cx7="http://schemas.microsoft.com/office/drawing/2016/5/13/chartex" xmlns:cx8="http://schemas.microsoft.com/office/drawing/2016/5/14/chartex" xmlns:mc="http://schemas.openxmlformats.org/markup-compatibility/2006" xmlns:aink="http://schemas.microsoft.com/office/drawing/2016/ink" xmlns:am3d="http://schemas.microsoft.com/office/drawing/2017/model3d" xmlns:o="urn:schemas-microsoft-com:office:office" xmlns:oel="http://schemas.microsoft.com/office/2019/extlst" xmlns:r="http://schemas.openxmlformats.org/officeDocument/2006/relationships" xmlns:m="http://schemas.openxmlformats.org/officeDocument/2006/math" xmlns:v="urn:schemas-microsoft-com:vml" xmlns:wp14="http://schemas.microsoft.com/office/word/2010/wordprocessingDrawing" xmlns:wp="http://schemas.openxmlformats.org/drawingml/2006/wordprocessingDrawing" xmlns:w10="urn:schemas-microsoft-com:office:word" xmlns:w="http://schemas.openxmlformats.org/wordprocessingml/2006/main" xmlns:w14="http://schemas.microsoft.com/office/word/2010/wordml" xmlns:w15="http://schemas.microsoft.com/office/word/2012/wordml" xmlns:w16cei="http://schemas.microsoft.com/office/word/2026/wordml/cei" xmlns:w16cex="http://schemas.microsoft.com/office/word/2018/wordml/cex" xmlns:w16cid="http://schemas.microsoft.com/office/word/2016/wordml/cid" xmlns:w16="http://schemas.microsoft.com/office/word/2018/wordml" xmlns:w16du="http://schemas.microsoft.com/office/word/2023/wordml/word16du" xmlns:w16sdtdh="http://schemas.microsoft.com/office/word/2020/wordml/sdtdatahash" xmlns:w16sdtfl="http://schemas.microsoft.com/office/word/2024/wordml/sdtformatlock" xmlns:w16se="http://schemas.microsoft.com/office/word/2015/wordml/symex" xmlns:wpg="http://schemas.microsoft.com/office/word/2010/wordprocessingGroup" xmlns:wpi="http://schemas.microsoft.com/office/word/2010/wordprocessingInk" xmlns:wne="http://schemas.microsoft.com/office/word/2006/wordml" xmlns:wps="http://schemas.microsoft.com/office/word/2010/wordprocessingShape" mc:Ignorable="w14 w15 w16se w16cid w16 w16cex w16sdtdh w16sdtfl w16du wp14">
   <w:sdt>
     <w:sdtPr>
       <w:id w:val="-1835298562"/>
@@ -16133,7 +16313,7 @@
 </file>
 
 <file path=word/footnotes.xml><?xml version="1.0" encoding="utf-8"?>
-<w:footnotes xmlns:wpc="http://schemas.microsoft.com/office/word/2010/wordprocessingCanvas" xmlns:cx="http://schemas.microsoft.com/office/drawing/2014/chartex" xmlns:cx1="http://schemas.microsoft.com/office/drawing/2015/9/8/chartex" xmlns:cx2="http://schemas.microsoft.com/office/drawing/2015/10/21/chartex" xmlns:cx3="http://schemas.microsoft.com/office/drawing/2016/5/9/chartex" xmlns:cx4="http://schemas.microsoft.com/office/drawing/2016/5/10/chartex" xmlns:cx5="http://schemas.microsoft.com/office/drawing/2016/5/11/chartex" xmlns:cx6="http://schemas.microsoft.com/office/drawing/2016/5/12/chartex" xmlns:cx7="http://schemas.microsoft.com/office/drawing/2016/5/13/chartex" xmlns:cx8="http://schemas.microsoft.com/office/drawing/2016/5/14/chartex" xmlns:mc="http://schemas.openxmlformats.org/markup-compatibility/2006" xmlns:aink="http://schemas.microsoft.com/office/drawing/2016/ink" xmlns:am3d="http://schemas.microsoft.com/office/drawing/2017/model3d" xmlns:o="urn:schemas-microsoft-com:office:office" xmlns:oel="http://schemas.microsoft.com/office/2019/extlst" xmlns:r="http://schemas.openxmlformats.org/officeDocument/2006/relationships" xmlns:m="http://schemas.openxmlformats.org/officeDocument/2006/math" xmlns:v="urn:schemas-microsoft-com:vml" xmlns:wp14="http://schemas.microsoft.com/office/word/2010/wordprocessingDrawing" xmlns:wp="http://schemas.openxmlformats.org/drawingml/2006/wordprocessingDrawing" xmlns:w10="urn:schemas-microsoft-com:office:word" xmlns:w="http://schemas.openxmlformats.org/wordprocessingml/2006/main" xmlns:w14="http://schemas.microsoft.com/office/word/2010/wordml" xmlns:w15="http://schemas.microsoft.com/office/word/2012/wordml" xmlns:w16cex="http://schemas.microsoft.com/office/word/2018/wordml/cex" xmlns:w16cid="http://schemas.microsoft.com/office/word/2016/wordml/cid" xmlns:w16="http://schemas.microsoft.com/office/word/2018/wordml" xmlns:w16du="http://schemas.microsoft.com/office/word/2023/wordml/word16du" xmlns:w16sdtdh="http://schemas.microsoft.com/office/word/2020/wordml/sdtdatahash" xmlns:w16sdtfl="http://schemas.microsoft.com/office/word/2024/wordml/sdtformatlock" xmlns:w16se="http://schemas.microsoft.com/office/word/2015/wordml/symex" xmlns:wpg="http://schemas.microsoft.com/office/word/2010/wordprocessingGroup" xmlns:wpi="http://schemas.microsoft.com/office/word/2010/wordprocessingInk" xmlns:wne="http://schemas.microsoft.com/office/word/2006/wordml" xmlns:wps="http://schemas.microsoft.com/office/word/2010/wordprocessingShape" mc:Ignorable="w14 w15 w16se w16cid w16 w16cex w16sdtdh w16sdtfl w16du wp14">
+<w:footnotes xmlns:wpc="http://schemas.microsoft.com/office/word/2010/wordprocessingCanvas" xmlns:cx="http://schemas.microsoft.com/office/drawing/2014/chartex" xmlns:cx1="http://schemas.microsoft.com/office/drawing/2015/9/8/chartex" xmlns:cx2="http://schemas.microsoft.com/office/drawing/2015/10/21/chartex" xmlns:cx3="http://schemas.microsoft.com/office/drawing/2016/5/9/chartex" xmlns:cx4="http://schemas.microsoft.com/office/drawing/2016/5/10/chartex" xmlns:cx5="http://schemas.microsoft.com/office/drawing/2016/5/11/chartex" xmlns:cx6="http://schemas.microsoft.com/office/drawing/2016/5/12/chartex" xmlns:cx7="http://schemas.microsoft.com/office/drawing/2016/5/13/chartex" xmlns:cx8="http://schemas.microsoft.com/office/drawing/2016/5/14/chartex" xmlns:mc="http://schemas.openxmlformats.org/markup-compatibility/2006" xmlns:aink="http://schemas.microsoft.com/office/drawing/2016/ink" xmlns:am3d="http://schemas.microsoft.com/office/drawing/2017/model3d" xmlns:o="urn:schemas-microsoft-com:office:office" xmlns:oel="http://schemas.microsoft.com/office/2019/extlst" xmlns:r="http://schemas.openxmlformats.org/officeDocument/2006/relationships" xmlns:m="http://schemas.openxmlformats.org/officeDocument/2006/math" xmlns:v="urn:schemas-microsoft-com:vml" xmlns:wp14="http://schemas.microsoft.com/office/word/2010/wordprocessingDrawing" xmlns:wp="http://schemas.openxmlformats.org/drawingml/2006/wordprocessingDrawing" xmlns:w10="urn:schemas-microsoft-com:office:word" xmlns:w="http://schemas.openxmlformats.org/wordprocessingml/2006/main" xmlns:w14="http://schemas.microsoft.com/office/word/2010/wordml" xmlns:w15="http://schemas.microsoft.com/office/word/2012/wordml" xmlns:w16cei="http://schemas.microsoft.com/office/word/2026/wordml/cei" xmlns:w16cex="http://schemas.microsoft.com/office/word/2018/wordml/cex" xmlns:w16cid="http://schemas.microsoft.com/office/word/2016/wordml/cid" xmlns:w16="http://schemas.microsoft.com/office/word/2018/wordml" xmlns:w16du="http://schemas.microsoft.com/office/word/2023/wordml/word16du" xmlns:w16sdtdh="http://schemas.microsoft.com/office/word/2020/wordml/sdtdatahash" xmlns:w16sdtfl="http://schemas.microsoft.com/office/word/2024/wordml/sdtformatlock" xmlns:w16se="http://schemas.microsoft.com/office/word/2015/wordml/symex" xmlns:wpg="http://schemas.microsoft.com/office/word/2010/wordprocessingGroup" xmlns:wpi="http://schemas.microsoft.com/office/word/2010/wordprocessingInk" xmlns:wne="http://schemas.microsoft.com/office/word/2006/wordml" xmlns:wps="http://schemas.microsoft.com/office/word/2010/wordprocessingShape" mc:Ignorable="w14 w15 w16se w16cid w16 w16cex w16sdtdh w16sdtfl w16du wp14">
   <w:footnote w:type="separator" w:id="-1">
     <w:p>
       <w:pPr>
@@ -16158,7 +16338,7 @@
 </file>
 
 <file path=word/header1.xml><?xml version="1.0" encoding="utf-8"?>
-<w:hdr xmlns:wpc="http://schemas.microsoft.com/office/word/2010/wordprocessingCanvas" xmlns:cx="http://schemas.microsoft.com/office/drawing/2014/chartex" xmlns:cx1="http://schemas.microsoft.com/office/drawing/2015/9/8/chartex" xmlns:cx2="http://schemas.microsoft.com/office/drawing/2015/10/21/chartex" xmlns:cx3="http://schemas.microsoft.com/office/drawing/2016/5/9/chartex" xmlns:cx4="http://schemas.microsoft.com/office/drawing/2016/5/10/chartex" xmlns:cx5="http://schemas.microsoft.com/office/drawing/2016/5/11/chartex" xmlns:cx6="http://schemas.microsoft.com/office/drawing/2016/5/12/chartex" xmlns:cx7="http://schemas.microsoft.com/office/drawing/2016/5/13/chartex" xmlns:cx8="http://schemas.microsoft.com/office/drawing/2016/5/14/chartex" xmlns:mc="http://schemas.openxmlformats.org/markup-compatibility/2006" xmlns:aink="http://schemas.microsoft.com/office/drawing/2016/ink" xmlns:am3d="http://schemas.microsoft.com/office/drawing/2017/model3d" xmlns:o="urn:schemas-microsoft-com:office:office" xmlns:oel="http://schemas.microsoft.com/office/2019/extlst" xmlns:r="http://schemas.openxmlformats.org/officeDocument/2006/relationships" xmlns:m="http://schemas.openxmlformats.org/officeDocument/2006/math" xmlns:v="urn:schemas-microsoft-com:vml" xmlns:wp14="http://schemas.microsoft.com/office/word/2010/wordprocessingDrawing" xmlns:wp="http://schemas.openxmlformats.org/drawingml/2006/wordprocessingDrawing" xmlns:w10="urn:schemas-microsoft-com:office:word" xmlns:w="http://schemas.openxmlformats.org/wordprocessingml/2006/main" xmlns:w14="http://schemas.microsoft.com/office/word/2010/wordml" xmlns:w15="http://schemas.microsoft.com/office/word/2012/wordml" xmlns:w16cex="http://schemas.microsoft.com/office/word/2018/wordml/cex" xmlns:w16cid="http://schemas.microsoft.com/office/word/2016/wordml/cid" xmlns:w16="http://schemas.microsoft.com/office/word/2018/wordml" xmlns:w16du="http://schemas.microsoft.com/office/word/2023/wordml/word16du" xmlns:w16sdtdh="http://schemas.microsoft.com/office/word/2020/wordml/sdtdatahash" xmlns:w16sdtfl="http://schemas.microsoft.com/office/word/2024/wordml/sdtformatlock" xmlns:w16se="http://schemas.microsoft.com/office/word/2015/wordml/symex" xmlns:wpg="http://schemas.microsoft.com/office/word/2010/wordprocessingGroup" xmlns:wpi="http://schemas.microsoft.com/office/word/2010/wordprocessingInk" xmlns:wne="http://schemas.microsoft.com/office/word/2006/wordml" xmlns:wps="http://schemas.microsoft.com/office/word/2010/wordprocessingShape" mc:Ignorable="w14 w15 w16se w16cid w16 w16cex w16sdtdh w16sdtfl w16du wp14">
+<w:hdr xmlns:wpc="http://schemas.microsoft.com/office/word/2010/wordprocessingCanvas" xmlns:cx="http://schemas.microsoft.com/office/drawing/2014/chartex" xmlns:cx1="http://schemas.microsoft.com/office/drawing/2015/9/8/chartex" xmlns:cx2="http://schemas.microsoft.com/office/drawing/2015/10/21/chartex" xmlns:cx3="http://schemas.microsoft.com/office/drawing/2016/5/9/chartex" xmlns:cx4="http://schemas.microsoft.com/office/drawing/2016/5/10/chartex" xmlns:cx5="http://schemas.microsoft.com/office/drawing/2016/5/11/chartex" xmlns:cx6="http://schemas.microsoft.com/office/drawing/2016/5/12/chartex" xmlns:cx7="http://schemas.microsoft.com/office/drawing/2016/5/13/chartex" xmlns:cx8="http://schemas.microsoft.com/office/drawing/2016/5/14/chartex" xmlns:mc="http://schemas.openxmlformats.org/markup-compatibility/2006" xmlns:aink="http://schemas.microsoft.com/office/drawing/2016/ink" xmlns:am3d="http://schemas.microsoft.com/office/drawing/2017/model3d" xmlns:o="urn:schemas-microsoft-com:office:office" xmlns:oel="http://schemas.microsoft.com/office/2019/extlst" xmlns:r="http://schemas.openxmlformats.org/officeDocument/2006/relationships" xmlns:m="http://schemas.openxmlformats.org/officeDocument/2006/math" xmlns:v="urn:schemas-microsoft-com:vml" xmlns:wp14="http://schemas.microsoft.com/office/word/2010/wordprocessingDrawing" xmlns:wp="http://schemas.openxmlformats.org/drawingml/2006/wordprocessingDrawing" xmlns:w10="urn:schemas-microsoft-com:office:word" xmlns:w="http://schemas.openxmlformats.org/wordprocessingml/2006/main" xmlns:w14="http://schemas.microsoft.com/office/word/2010/wordml" xmlns:w15="http://schemas.microsoft.com/office/word/2012/wordml" xmlns:w16cei="http://schemas.microsoft.com/office/word/2026/wordml/cei" xmlns:w16cex="http://schemas.microsoft.com/office/word/2018/wordml/cex" xmlns:w16cid="http://schemas.microsoft.com/office/word/2016/wordml/cid" xmlns:w16="http://schemas.microsoft.com/office/word/2018/wordml" xmlns:w16du="http://schemas.microsoft.com/office/word/2023/wordml/word16du" xmlns:w16sdtdh="http://schemas.microsoft.com/office/word/2020/wordml/sdtdatahash" xmlns:w16sdtfl="http://schemas.microsoft.com/office/word/2024/wordml/sdtformatlock" xmlns:w16se="http://schemas.microsoft.com/office/word/2015/wordml/symex" xmlns:wpg="http://schemas.microsoft.com/office/word/2010/wordprocessingGroup" xmlns:wpi="http://schemas.microsoft.com/office/word/2010/wordprocessingInk" xmlns:wne="http://schemas.microsoft.com/office/word/2006/wordml" xmlns:wps="http://schemas.microsoft.com/office/word/2010/wordprocessingShape" mc:Ignorable="w14 w15 w16se w16cid w16 w16cex w16sdtdh w16sdtfl w16du wp14">
   <w:p>
     <w:pPr>
       <w:pStyle w:val="Cabealho"/>
@@ -16242,7 +16422,7 @@
 </file>
 
 <file path=word/numbering.xml><?xml version="1.0" encoding="utf-8"?>
-<w:numbering xmlns:wpc="http://schemas.microsoft.com/office/word/2010/wordprocessingCanvas" xmlns:cx="http://schemas.microsoft.com/office/drawing/2014/chartex" xmlns:cx1="http://schemas.microsoft.com/office/drawing/2015/9/8/chartex" xmlns:cx2="http://schemas.microsoft.com/office/drawing/2015/10/21/chartex" xmlns:cx3="http://schemas.microsoft.com/office/drawing/2016/5/9/chartex" xmlns:cx4="http://schemas.microsoft.com/office/drawing/2016/5/10/chartex" xmlns:cx5="http://schemas.microsoft.com/office/drawing/2016/5/11/chartex" xmlns:cx6="http://schemas.microsoft.com/office/drawing/2016/5/12/chartex" xmlns:cx7="http://schemas.microsoft.com/office/drawing/2016/5/13/chartex" xmlns:cx8="http://schemas.microsoft.com/office/drawing/2016/5/14/chartex" xmlns:mc="http://schemas.openxmlformats.org/markup-compatibility/2006" xmlns:aink="http://schemas.microsoft.com/office/drawing/2016/ink" xmlns:am3d="http://schemas.microsoft.com/office/drawing/2017/model3d" xmlns:o="urn:schemas-microsoft-com:office:office" xmlns:oel="http://schemas.microsoft.com/office/2019/extlst" xmlns:r="http://schemas.openxmlformats.org/officeDocument/2006/relationships" xmlns:m="http://schemas.openxmlformats.org/officeDocument/2006/math" xmlns:v="urn:schemas-microsoft-com:vml" xmlns:wp14="http://schemas.microsoft.com/office/word/2010/wordprocessingDrawing" xmlns:wp="http://schemas.openxmlformats.org/drawingml/2006/wordprocessingDrawing" xmlns:w10="urn:schemas-microsoft-com:office:word" xmlns:w="http://schemas.openxmlformats.org/wordprocessingml/2006/main" xmlns:w14="http://schemas.microsoft.com/office/word/2010/wordml" xmlns:w15="http://schemas.microsoft.com/office/word/2012/wordml" xmlns:w16cex="http://schemas.microsoft.com/office/word/2018/wordml/cex" xmlns:w16cid="http://schemas.microsoft.com/office/word/2016/wordml/cid" xmlns:w16="http://schemas.microsoft.com/office/word/2018/wordml" xmlns:w16du="http://schemas.microsoft.com/office/word/2023/wordml/word16du" xmlns:w16sdtdh="http://schemas.microsoft.com/office/word/2020/wordml/sdtdatahash" xmlns:w16sdtfl="http://schemas.microsoft.com/office/word/2024/wordml/sdtformatlock" xmlns:w16se="http://schemas.microsoft.com/office/word/2015/wordml/symex" xmlns:wpg="http://schemas.microsoft.com/office/word/2010/wordprocessingGroup" xmlns:wpi="http://schemas.microsoft.com/office/word/2010/wordprocessingInk" xmlns:wne="http://schemas.microsoft.com/office/word/2006/wordml" xmlns:wps="http://schemas.microsoft.com/office/word/2010/wordprocessingShape" mc:Ignorable="w14 w15 w16se w16cid w16 w16cex w16sdtdh w16sdtfl w16du wp14">
+<w:numbering xmlns:wpc="http://schemas.microsoft.com/office/word/2010/wordprocessingCanvas" xmlns:cx="http://schemas.microsoft.com/office/drawing/2014/chartex" xmlns:cx1="http://schemas.microsoft.com/office/drawing/2015/9/8/chartex" xmlns:cx2="http://schemas.microsoft.com/office/drawing/2015/10/21/chartex" xmlns:cx3="http://schemas.microsoft.com/office/drawing/2016/5/9/chartex" xmlns:cx4="http://schemas.microsoft.com/office/drawing/2016/5/10/chartex" xmlns:cx5="http://schemas.microsoft.com/office/drawing/2016/5/11/chartex" xmlns:cx6="http://schemas.microsoft.com/office/drawing/2016/5/12/chartex" xmlns:cx7="http://schemas.microsoft.com/office/drawing/2016/5/13/chartex" xmlns:cx8="http://schemas.microsoft.com/office/drawing/2016/5/14/chartex" xmlns:mc="http://schemas.openxmlformats.org/markup-compatibility/2006" xmlns:aink="http://schemas.microsoft.com/office/drawing/2016/ink" xmlns:am3d="http://schemas.microsoft.com/office/drawing/2017/model3d" xmlns:o="urn:schemas-microsoft-com:office:office" xmlns:oel="http://schemas.microsoft.com/office/2019/extlst" xmlns:r="http://schemas.openxmlformats.org/officeDocument/2006/relationships" xmlns:m="http://schemas.openxmlformats.org/officeDocument/2006/math" xmlns:v="urn:schemas-microsoft-com:vml" xmlns:wp14="http://schemas.microsoft.com/office/word/2010/wordprocessingDrawing" xmlns:wp="http://schemas.openxmlformats.org/drawingml/2006/wordprocessingDrawing" xmlns:w10="urn:schemas-microsoft-com:office:word" xmlns:w="http://schemas.openxmlformats.org/wordprocessingml/2006/main" xmlns:w14="http://schemas.microsoft.com/office/word/2010/wordml" xmlns:w15="http://schemas.microsoft.com/office/word/2012/wordml" xmlns:w16cei="http://schemas.microsoft.com/office/word/2026/wordml/cei" xmlns:w16cex="http://schemas.microsoft.com/office/word/2018/wordml/cex" xmlns:w16cid="http://schemas.microsoft.com/office/word/2016/wordml/cid" xmlns:w16="http://schemas.microsoft.com/office/word/2018/wordml" xmlns:w16du="http://schemas.microsoft.com/office/word/2023/wordml/word16du" xmlns:w16sdtdh="http://schemas.microsoft.com/office/word/2020/wordml/sdtdatahash" xmlns:w16sdtfl="http://schemas.microsoft.com/office/word/2024/wordml/sdtformatlock" xmlns:w16se="http://schemas.microsoft.com/office/word/2015/wordml/symex" xmlns:wpg="http://schemas.microsoft.com/office/word/2010/wordprocessingGroup" xmlns:wpi="http://schemas.microsoft.com/office/word/2010/wordprocessingInk" xmlns:wne="http://schemas.microsoft.com/office/word/2006/wordml" xmlns:wps="http://schemas.microsoft.com/office/word/2010/wordprocessingShape" mc:Ignorable="w14 w15 w16se w16cid w16 w16cex w16sdtdh w16sdtfl w16du wp14">
   <w:abstractNum w:abstractNumId="0" w15:restartNumberingAfterBreak="0">
     <w:nsid w:val="194F12A5"/>
     <w:multiLevelType w:val="multilevel"/>
